--- a/CDR-Downloader-Error-Codes.docx
+++ b/CDR-Downloader-Error-Codes.docx
@@ -4990,6 +4990,53 @@
     </w:p>
     <w:p>
       <w:pPr>
+        <w:spacing w:after="120" w:line="276"/>
+      </w:pPr>
+      <w:r>
+        <w:rPr>
+          <w:color w:val="152227"/>
+          <w:sz w:val="19"/>
+          <w:szCs w:val="19"/>
+        </w:rPr>
+        <w:t xml:space="preserve">Logs go to </w:t>
+      </w:r>
+      <w:r>
+        <w:rPr>
+          <w:rFonts w:ascii="Consolas" w:cs="Consolas" w:eastAsia="Consolas" w:hAnsi="Consolas"/>
+          <w:color w:val="152227"/>
+          <w:sz w:val="18"/>
+          <w:szCs w:val="18"/>
+        </w:rPr>
+        <w:t xml:space="preserve">/aws/lambda/gradwell-cdr-downloader</w:t>
+      </w:r>
+      <w:r>
+        <w:rPr>
+          <w:color w:val="152227"/>
+          <w:sz w:val="19"/>
+          <w:szCs w:val="19"/>
+        </w:rPr>
+        <w:t xml:space="preserve">, kept for 400 days. Runs up to 1 Oct 2026 are in the older group </w:t>
+      </w:r>
+      <w:r>
+        <w:rPr>
+          <w:rFonts w:ascii="Consolas" w:cs="Consolas" w:eastAsia="Consolas" w:hAnsi="Consolas"/>
+          <w:color w:val="152227"/>
+          <w:sz w:val="18"/>
+          <w:szCs w:val="18"/>
+        </w:rPr>
+        <w:t xml:space="preserve">/aws/lambda/gradwell-cdr-downloader-CdrDownloaderFunction-s1GyELJsVPg5</w:t>
+      </w:r>
+      <w:r>
+        <w:rPr>
+          <w:color w:val="152227"/>
+          <w:sz w:val="19"/>
+          <w:szCs w:val="19"/>
+        </w:rPr>
+        <w:t xml:space="preserve">.</w:t>
+      </w:r>
+    </w:p>
+    <w:p>
+      <w:pPr>
         <w:pStyle w:val="Heading3"/>
         <w:spacing w:after="80" w:before="200"/>
       </w:pPr>
@@ -5026,7 +5073,7 @@
           <w:sz w:val="16"/>
           <w:szCs w:val="16"/>
         </w:rPr>
-        <w:t xml:space="preserve">  --log-group-name /aws/lambda/gradwell-cdr-downloader-CdrDownloaderFunction-s1GyELJsVPg5 \</w:t>
+        <w:t xml:space="preserve">  --log-group-name /aws/lambda/gradwell-cdr-downloader \</w:t>
       </w:r>
     </w:p>
     <w:p>
@@ -5243,7 +5290,7 @@
           <w:sz w:val="16"/>
           <w:szCs w:val="16"/>
         </w:rPr>
-        <w:t xml:space="preserve">  --log-group-name /aws/lambda/gradwell-cdr-downloader-CdrDownloaderFunction-s1GyELJsVPg5 \</w:t>
+        <w:t xml:space="preserve">  --log-group-name /aws/lambda/gradwell-cdr-downloader \</w:t>
       </w:r>
     </w:p>
     <w:p>

--- a/CDR-Downloader-Error-Codes.docx
+++ b/CDR-Downloader-Error-Codes.docx
@@ -1420,7 +1420,7 @@
                 <w:sz w:val="15"/>
                 <w:szCs w:val="15"/>
               </w:rPr>
-              <w:t xml:space="preserve">&lt;timeout or network error loading /sdrs&gt;. Page URL: …</w:t>
+              <w:t xml:space="preserve">&lt;timeout or network error loading /cdrs&gt;. Page URL: …</w:t>
             </w:r>
           </w:p>
         </w:tc>
@@ -1459,7 +1459,7 @@
                 <w:sz w:val="17"/>
                 <w:szCs w:val="17"/>
               </w:rPr>
-              <w:t xml:space="preserve">SDR_URL</w:t>
+              <w:t xml:space="preserve">CDR_URL</w:t>
             </w:r>
             <w:r>
               <w:rPr>
@@ -4653,7 +4653,7 @@
                 <w:sz w:val="18"/>
                 <w:szCs w:val="18"/>
               </w:rPr>
-              <w:t xml:space="preserve">/sdrs</w:t>
+              <w:t xml:space="preserve">/cdrs</w:t>
             </w:r>
             <w:r>
               <w:rPr>

--- a/CDR-Downloader-Error-Codes.docx
+++ b/CDR-Downloader-Error-Codes.docx
@@ -3234,6 +3234,71 @@
           <w:szCs w:val="19"/>
         </w:rPr>
         <w:t xml:space="preserve"> and, if a forwarder is configured, Datadog.</w:t>
+      </w:r>
+    </w:p>
+    <w:p>
+      <w:pPr>
+        <w:pStyle w:val="ListParagraph"/>
+        <w:numPr>
+          <w:ilvl w:val="0"/>
+          <w:numId w:val="2"/>
+        </w:numPr>
+        <w:spacing w:after="40"/>
+      </w:pPr>
+      <w:r>
+        <w:rPr>
+          <w:color w:val="152227"/>
+          <w:sz w:val="19"/>
+          <w:szCs w:val="19"/>
+        </w:rPr>
+        <w:t xml:space="preserve">Is retried: Lambda retries a failed scheduled run twice, a few minutes apart, so one failed month can log up to three </w:t>
+      </w:r>
+      <w:r>
+        <w:rPr>
+          <w:rFonts w:ascii="Consolas" w:cs="Consolas" w:eastAsia="Consolas" w:hAnsi="Consolas"/>
+          <w:color w:val="152227"/>
+          <w:sz w:val="18"/>
+          <w:szCs w:val="18"/>
+        </w:rPr>
+        <w:t xml:space="preserve">CDR_DOWNLOAD_FAILED</w:t>
+      </w:r>
+      <w:r>
+        <w:rPr>
+          <w:color w:val="152227"/>
+          <w:sz w:val="19"/>
+          <w:szCs w:val="19"/>
+        </w:rPr>
+        <w:t xml:space="preserve"> lines.</w:t>
+      </w:r>
+    </w:p>
+    <w:p>
+      <w:pPr>
+        <w:spacing w:after="120" w:line="276"/>
+      </w:pPr>
+      <w:r>
+        <w:rPr>
+          <w:color w:val="152227"/>
+          <w:sz w:val="19"/>
+          <w:szCs w:val="19"/>
+        </w:rPr>
+        <w:t xml:space="preserve">Exception — timeout: a run that reaches the 180-second Lambda timeout is stopped before any of the above can run. It logs only </w:t>
+      </w:r>
+      <w:r>
+        <w:rPr>
+          <w:rFonts w:ascii="Consolas" w:cs="Consolas" w:eastAsia="Consolas" w:hAnsi="Consolas"/>
+          <w:color w:val="152227"/>
+          <w:sz w:val="18"/>
+          <w:szCs w:val="18"/>
+        </w:rPr>
+        <w:t xml:space="preserve">Task timed out after 180</w:t>
+      </w:r>
+      <w:r>
+        <w:rPr>
+          <w:color w:val="152227"/>
+          <w:sz w:val="19"/>
+          <w:szCs w:val="19"/>
+        </w:rPr>
+        <w:t xml:space="preserve"> seconds, with no code and no screenshot, but still counts as an error, so the alarm and retries still happen.</w:t>
       </w:r>
     </w:p>
     <w:p>

--- a/CDR-Downloader-Error-Codes.docx
+++ b/CDR-Downloader-Error-Codes.docx
@@ -1326,7 +1326,7 @@
                 <w:sz w:val="19"/>
                 <w:szCs w:val="19"/>
               </w:rPr>
-              <w:t xml:space="preserve">Opening the SDR page (navigation)</w:t>
+              <w:t xml:space="preserve">Opening the CDR page (navigation)</w:t>
             </w:r>
           </w:p>
           <w:p>
@@ -1536,7 +1536,7 @@
                 <w:sz w:val="19"/>
                 <w:szCs w:val="19"/>
               </w:rPr>
-              <w:t xml:space="preserve">Opening the SDR page (table check)</w:t>
+              <w:t xml:space="preserve">Opening the CDR page (table check)</w:t>
             </w:r>
           </w:p>
           <w:p>
@@ -1646,7 +1646,7 @@
                 <w:sz w:val="15"/>
                 <w:szCs w:val="15"/>
               </w:rPr>
-              <w:t xml:space="preserve">the SDR table did not appear within 30s (no element matched "table tbody tr"). Page URL: https://admin.prod.gradwell.com/sdrs; title: "Gradwell - Admin - SDRs"; page message: "customer is required".</w:t>
+              <w:t xml:space="preserve">the CDR table did not appear within 30s (no element matched "table tbody tr"). Page URL: https://admin.prod.gradwell.com/cdrs; title: "…"; page message: "customer is required".</w:t>
             </w:r>
           </w:p>
         </w:tc>
@@ -1677,7 +1677,7 @@
                 <w:sz w:val="18"/>
                 <w:szCs w:val="18"/>
               </w:rPr>
-              <w:t xml:space="preserve">Act on the quoted page message. For "customer is required", the automation has to select a customer before the SDR table can load.</w:t>
+              <w:t xml:space="preserve">Act on the quoted page message. For "customer is required", the automation has to select a customer before the CDR table can load.</w:t>
             </w:r>
           </w:p>
         </w:tc>
@@ -1744,7 +1744,7 @@
                 <w:sz w:val="19"/>
                 <w:szCs w:val="19"/>
               </w:rPr>
-              <w:t xml:space="preserve">Checking the newest SDR period is published</w:t>
+              <w:t xml:space="preserve">Checking the newest CDR period is published</w:t>
             </w:r>
           </w:p>
           <w:p>
@@ -1838,7 +1838,7 @@
                 <w:sz w:val="15"/>
                 <w:szCs w:val="15"/>
               </w:rPr>
-              <w:t xml:space="preserve">could not find the "End Date" cell of the newest SDR row (no element matched "…" within 30s) — the SDR table layout may differ from what's expected. Page URL: …</w:t>
+              <w:t xml:space="preserve">could not find the "End Date" cell of the newest CDR row (no element matched "…" within 30s) — the CDR table layout may differ from what's expected. Page URL: …</w:t>
             </w:r>
           </w:p>
         </w:tc>
@@ -1969,7 +1969,7 @@
                 <w:sz w:val="19"/>
                 <w:szCs w:val="19"/>
               </w:rPr>
-              <w:t xml:space="preserve">Checking the newest SDR period is published</w:t>
+              <w:t xml:space="preserve">Checking the newest CDR period is published</w:t>
             </w:r>
           </w:p>
           <w:p>
@@ -2063,7 +2063,7 @@
                 <w:sz w:val="15"/>
                 <w:szCs w:val="15"/>
               </w:rPr>
-              <w:t xml:space="preserve">could not parse the newest SDR period's end date from "…" — the SDR table format may have changed.</w:t>
+              <w:t xml:space="preserve">could not parse the newest CDR period's end date from "…" — the CDR table format may have changed.</w:t>
             </w:r>
           </w:p>
         </w:tc>
@@ -2160,7 +2160,7 @@
                 <w:sz w:val="19"/>
                 <w:szCs w:val="19"/>
               </w:rPr>
-              <w:t xml:space="preserve">Checking the newest SDR period is published</w:t>
+              <w:t xml:space="preserve">Checking the newest CDR period is published</w:t>
             </w:r>
           </w:p>
           <w:p>
@@ -2254,7 +2254,7 @@
                 <w:sz w:val="15"/>
                 <w:szCs w:val="15"/>
               </w:rPr>
-              <w:t xml:space="preserve">new CDR record not yet available: expected the newest SDR period to end &lt;YYYY-MM-DD&gt; (last day of the previous month), but the newest row on the page ends &lt;YYYY-MM-DD&gt; ("…"). Gradwell likely hasn't published this month's CDR yet.</w:t>
+              <w:t xml:space="preserve">new CDR record not yet available: expected the newest CDR period to end &lt;YYYY-MM-DD&gt; (last day of the previous month), but the newest row on the page ends &lt;YYYY-MM-DD&gt; ("…"). Gradwell likely hasn't published this month's CDR yet.</w:t>
             </w:r>
           </w:p>
         </w:tc>
@@ -3823,7 +3823,7 @@
                 <w:sz w:val="18"/>
                 <w:szCs w:val="18"/>
               </w:rPr>
-              <w:t xml:space="preserve">Opening the SDR page</w:t>
+              <w:t xml:space="preserve">Opening the CDR page</w:t>
             </w:r>
           </w:p>
         </w:tc>
@@ -3915,7 +3915,7 @@
                 <w:sz w:val="18"/>
                 <w:szCs w:val="18"/>
               </w:rPr>
-              <w:t xml:space="preserve">[CDR-E06] Opening the SDR page failed: … "customer is required".</w:t>
+              <w:t xml:space="preserve">[CDR-E06] Opening the CDR page failed: … "customer is required".</w:t>
             </w:r>
           </w:p>
         </w:tc>

--- a/CDR-Downloader-Error-Codes.docx
+++ b/CDR-Downloader-Error-Codes.docx
@@ -3199,6 +3199,58 @@
           <w:sz w:val="19"/>
           <w:szCs w:val="19"/>
         </w:rPr>
+        <w:t xml:space="preserve">Is counted by code: publishes </w:t>
+      </w:r>
+      <w:r>
+        <w:rPr>
+          <w:rFonts w:ascii="Consolas" w:cs="Consolas" w:eastAsia="Consolas" w:hAnsi="Consolas"/>
+          <w:color w:val="152227"/>
+          <w:sz w:val="18"/>
+          <w:szCs w:val="18"/>
+        </w:rPr>
+        <w:t xml:space="preserve">CdrDownloader</w:t>
+      </w:r>
+      <w:r>
+        <w:rPr>
+          <w:color w:val="152227"/>
+          <w:sz w:val="19"/>
+          <w:szCs w:val="19"/>
+        </w:rPr>
+        <w:t xml:space="preserve"> / </w:t>
+      </w:r>
+      <w:r>
+        <w:rPr>
+          <w:rFonts w:ascii="Consolas" w:cs="Consolas" w:eastAsia="Consolas" w:hAnsi="Consolas"/>
+          <w:color w:val="152227"/>
+          <w:sz w:val="18"/>
+          <w:szCs w:val="18"/>
+        </w:rPr>
+        <w:t xml:space="preserve">Failures</w:t>
+      </w:r>
+      <w:r>
+        <w:rPr>
+          <w:color w:val="152227"/>
+          <w:sz w:val="19"/>
+          <w:szCs w:val="19"/>
+        </w:rPr>
+        <w:t xml:space="preserve"> with the error code as a dimension, shown on the monitoring dashboard.</w:t>
+      </w:r>
+    </w:p>
+    <w:p>
+      <w:pPr>
+        <w:pStyle w:val="ListParagraph"/>
+        <w:numPr>
+          <w:ilvl w:val="0"/>
+          <w:numId w:val="2"/>
+        </w:numPr>
+        <w:spacing w:after="40"/>
+      </w:pPr>
+      <w:r>
+        <w:rPr>
+          <w:color w:val="152227"/>
+          <w:sz w:val="19"/>
+          <w:szCs w:val="19"/>
+        </w:rPr>
         <w:t xml:space="preserve">Raises the alarm: adds 1 to the Lambda </w:t>
       </w:r>
       <w:r>
@@ -4442,7 +4494,7 @@
                 <w:sz w:val="17"/>
                 <w:szCs w:val="17"/>
               </w:rPr>
-              <w:t xml:space="preserve">CDR file uploaded to s3://… in &lt;ms&gt;ms</w:t>
+              <w:t xml:space="preserve">CDR file uploaded to s3://… (&lt;n&gt; bytes) in &lt;ms&gt;ms</w:t>
             </w:r>
           </w:p>
         </w:tc>
@@ -4504,7 +4556,195 @@
                 <w:sz w:val="19"/>
                 <w:szCs w:val="19"/>
               </w:rPr>
-              <w:t xml:space="preserve">The run succeeded.</w:t>
+              <w:t xml:space="preserve">The run succeeded. The size is also published as the FileSizeBytes metric.</w:t>
+            </w:r>
+          </w:p>
+        </w:tc>
+      </w:tr>
+      <w:tr>
+        <w:trPr>
+          <w:cantSplit/>
+        </w:trPr>
+        <w:tc>
+          <w:tcPr>
+            <w:tcW w:type="dxa" w:w="6400"/>
+            <w:tcBorders>
+              <w:top w:val="single" w:color="C9D6D3" w:sz="4"/>
+              <w:left w:val="single" w:color="C9D6D3" w:sz="4"/>
+              <w:bottom w:val="single" w:color="C9D6D3" w:sz="4"/>
+              <w:right w:val="single" w:color="C9D6D3" w:sz="4"/>
+            </w:tcBorders>
+            <w:tcMar>
+              <w:top w:type="dxa" w:w="80"/>
+              <w:left w:type="dxa" w:w="100"/>
+              <w:bottom w:type="dxa" w:w="80"/>
+              <w:right w:type="dxa" w:w="100"/>
+            </w:tcMar>
+          </w:tcPr>
+          <w:p>
+            <w:r>
+              <w:rPr>
+                <w:rFonts w:ascii="Consolas" w:cs="Consolas" w:eastAsia="Consolas" w:hAnsi="Consolas"/>
+                <w:sz w:val="17"/>
+                <w:szCs w:val="17"/>
+              </w:rPr>
+              <w:t xml:space="preserve">CDR_DELIVERY_CHECK {…"ok":true|false}</w:t>
+            </w:r>
+          </w:p>
+        </w:tc>
+        <w:tc>
+          <w:tcPr>
+            <w:tcW w:type="dxa" w:w="1100"/>
+            <w:tcBorders>
+              <w:top w:val="single" w:color="C9D6D3" w:sz="4"/>
+              <w:left w:val="single" w:color="C9D6D3" w:sz="4"/>
+              <w:bottom w:val="single" w:color="C9D6D3" w:sz="4"/>
+              <w:right w:val="single" w:color="C9D6D3" w:sz="4"/>
+            </w:tcBorders>
+            <w:tcMar>
+              <w:top w:type="dxa" w:w="80"/>
+              <w:left w:type="dxa" w:w="100"/>
+              <w:bottom w:type="dxa" w:w="80"/>
+              <w:right w:type="dxa" w:w="100"/>
+            </w:tcMar>
+          </w:tcPr>
+          <w:p>
+            <w:pPr>
+              <w:spacing w:after="0" w:line="276"/>
+            </w:pPr>
+            <w:r>
+              <w:rPr>
+                <w:b/>
+                <w:bCs/>
+                <w:color w:val="152227"/>
+                <w:sz w:val="18"/>
+                <w:szCs w:val="18"/>
+              </w:rPr>
+              <w:t xml:space="preserve">INFO</w:t>
+            </w:r>
+          </w:p>
+        </w:tc>
+        <w:tc>
+          <w:tcPr>
+            <w:tcW w:type="dxa" w:w="7898"/>
+            <w:tcBorders>
+              <w:top w:val="single" w:color="C9D6D3" w:sz="4"/>
+              <w:left w:val="single" w:color="C9D6D3" w:sz="4"/>
+              <w:bottom w:val="single" w:color="C9D6D3" w:sz="4"/>
+              <w:right w:val="single" w:color="C9D6D3" w:sz="4"/>
+            </w:tcBorders>
+            <w:tcMar>
+              <w:top w:type="dxa" w:w="80"/>
+              <w:left w:type="dxa" w:w="100"/>
+              <w:bottom w:type="dxa" w:w="80"/>
+              <w:right w:type="dxa" w:w="100"/>
+            </w:tcMar>
+          </w:tcPr>
+          <w:p>
+            <w:pPr>
+              <w:spacing w:after="0" w:line="276"/>
+            </w:pPr>
+            <w:r>
+              <w:rPr>
+                <w:color w:val="152227"/>
+                <w:sz w:val="19"/>
+                <w:szCs w:val="19"/>
+              </w:rPr>
+              <w:t xml:space="preserve">The 10:30 delivery check on the 1st. ok:false means no file of at least 1 KB, and the delivery-missing alarm fires.</w:t>
+            </w:r>
+          </w:p>
+        </w:tc>
+      </w:tr>
+      <w:tr>
+        <w:trPr>
+          <w:cantSplit/>
+        </w:trPr>
+        <w:tc>
+          <w:tcPr>
+            <w:tcW w:type="dxa" w:w="6400"/>
+            <w:tcBorders>
+              <w:top w:val="single" w:color="C9D6D3" w:sz="4"/>
+              <w:left w:val="single" w:color="C9D6D3" w:sz="4"/>
+              <w:bottom w:val="single" w:color="C9D6D3" w:sz="4"/>
+              <w:right w:val="single" w:color="C9D6D3" w:sz="4"/>
+            </w:tcBorders>
+            <w:tcMar>
+              <w:top w:type="dxa" w:w="80"/>
+              <w:left w:type="dxa" w:w="100"/>
+              <w:bottom w:type="dxa" w:w="80"/>
+              <w:right w:type="dxa" w:w="100"/>
+            </w:tcMar>
+          </w:tcPr>
+          <w:p>
+            <w:r>
+              <w:rPr>
+                <w:rFonts w:ascii="Consolas" w:cs="Consolas" w:eastAsia="Consolas" w:hAnsi="Consolas"/>
+                <w:sz w:val="17"/>
+                <w:szCs w:val="17"/>
+              </w:rPr>
+              <w:t xml:space="preserve">Failed to publish metric CdrDownloader/…</w:t>
+            </w:r>
+          </w:p>
+        </w:tc>
+        <w:tc>
+          <w:tcPr>
+            <w:tcW w:type="dxa" w:w="1100"/>
+            <w:tcBorders>
+              <w:top w:val="single" w:color="C9D6D3" w:sz="4"/>
+              <w:left w:val="single" w:color="C9D6D3" w:sz="4"/>
+              <w:bottom w:val="single" w:color="C9D6D3" w:sz="4"/>
+              <w:right w:val="single" w:color="C9D6D3" w:sz="4"/>
+            </w:tcBorders>
+            <w:tcMar>
+              <w:top w:type="dxa" w:w="80"/>
+              <w:left w:type="dxa" w:w="100"/>
+              <w:bottom w:type="dxa" w:w="80"/>
+              <w:right w:type="dxa" w:w="100"/>
+            </w:tcMar>
+          </w:tcPr>
+          <w:p>
+            <w:pPr>
+              <w:spacing w:after="0" w:line="276"/>
+            </w:pPr>
+            <w:r>
+              <w:rPr>
+                <w:b/>
+                <w:bCs/>
+                <w:color w:val="152227"/>
+                <w:sz w:val="18"/>
+                <w:szCs w:val="18"/>
+              </w:rPr>
+              <w:t xml:space="preserve">ERROR</w:t>
+            </w:r>
+          </w:p>
+        </w:tc>
+        <w:tc>
+          <w:tcPr>
+            <w:tcW w:type="dxa" w:w="7898"/>
+            <w:tcBorders>
+              <w:top w:val="single" w:color="C9D6D3" w:sz="4"/>
+              <w:left w:val="single" w:color="C9D6D3" w:sz="4"/>
+              <w:bottom w:val="single" w:color="C9D6D3" w:sz="4"/>
+              <w:right w:val="single" w:color="C9D6D3" w:sz="4"/>
+            </w:tcBorders>
+            <w:tcMar>
+              <w:top w:type="dxa" w:w="80"/>
+              <w:left w:type="dxa" w:w="100"/>
+              <w:bottom w:type="dxa" w:w="80"/>
+              <w:right w:type="dxa" w:w="100"/>
+            </w:tcMar>
+          </w:tcPr>
+          <w:p>
+            <w:pPr>
+              <w:spacing w:after="0" w:line="276"/>
+            </w:pPr>
+            <w:r>
+              <w:rPr>
+                <w:color w:val="152227"/>
+                <w:sz w:val="19"/>
+                <w:szCs w:val="19"/>
+              </w:rPr>
+              <w:t xml:space="preserve">A monitoring metric couldn't be sent. The run itself is unaffected.</w:t>
             </w:r>
           </w:p>
         </w:tc>
